--- a/Bayesian_1130/故障预测分析报告.docx
+++ b/Bayesian_1130/故障预测分析报告.docx
@@ -7,7 +7,7 @@
         <w:pStyle w:val="Title"/>
       </w:pPr>
       <w:r>
-        <w:t>故障预测分析报告</w:t>
+        <w:t>质量评价模型分析报告</w:t>
       </w:r>
     </w:p>
     <w:p/>
@@ -36,7 +36,7 @@
       <w:r>
         <w:drawing>
           <wp:inline xmlns:a="http://schemas.openxmlformats.org/drawingml/2006/main" xmlns:pic="http://schemas.openxmlformats.org/drawingml/2006/picture">
-            <wp:extent cx="5486400" cy="3641198"/>
+            <wp:extent cx="5486400" cy="3642219"/>
             <wp:docPr id="1" name="Picture 1"/>
             <wp:cNvGraphicFramePr>
               <a:graphicFrameLocks noChangeAspect="1"/>
@@ -57,7 +57,7 @@
                   <pic:spPr>
                     <a:xfrm>
                       <a:off x="0" y="0"/>
-                      <a:ext cx="5486400" cy="3641198"/>
+                      <a:ext cx="5486400" cy="3642219"/>
                     </a:xfrm>
                     <a:prstGeom prst="rect"/>
                   </pic:spPr>
@@ -274,7 +274,7 @@
       <w:r>
         <w:drawing>
           <wp:inline xmlns:a="http://schemas.openxmlformats.org/drawingml/2006/main" xmlns:pic="http://schemas.openxmlformats.org/drawingml/2006/picture">
-            <wp:extent cx="5486400" cy="4635568"/>
+            <wp:extent cx="5486400" cy="4650489"/>
             <wp:docPr id="6" name="Picture 6"/>
             <wp:cNvGraphicFramePr>
               <a:graphicFrameLocks noChangeAspect="1"/>
@@ -295,7 +295,7 @@
                   <pic:spPr>
                     <a:xfrm>
                       <a:off x="0" y="0"/>
-                      <a:ext cx="5486400" cy="4635568"/>
+                      <a:ext cx="5486400" cy="4650489"/>
                     </a:xfrm>
                     <a:prstGeom prst="rect"/>
                   </pic:spPr>
@@ -317,7 +317,7 @@
     </w:p>
     <w:p>
       <w:r>
-        <w:t>模型的整体准确率为 **0.8700**。</w:t>
+        <w:t>模型的整体准确率为 **0.8600**。</w:t>
       </w:r>
     </w:p>
     <w:tbl>
@@ -392,110 +392,6 @@
           </w:tcPr>
           <w:p>
             <w:r>
-              <w:t>压力调节故障</w:t>
-            </w:r>
-          </w:p>
-        </w:tc>
-        <w:tc>
-          <w:tcPr>
-            <w:tcW w:type="dxa" w:w="1728"/>
-          </w:tcPr>
-          <w:p>
-            <w:r>
-              <w:t>0.00</w:t>
-            </w:r>
-          </w:p>
-        </w:tc>
-        <w:tc>
-          <w:tcPr>
-            <w:tcW w:type="dxa" w:w="1728"/>
-          </w:tcPr>
-          <w:p>
-            <w:r>
-              <w:t>0.00</w:t>
-            </w:r>
-          </w:p>
-        </w:tc>
-        <w:tc>
-          <w:tcPr>
-            <w:tcW w:type="dxa" w:w="1728"/>
-          </w:tcPr>
-          <w:p>
-            <w:r>
-              <w:t>1.00</w:t>
-            </w:r>
-          </w:p>
-        </w:tc>
-        <w:tc>
-          <w:tcPr>
-            <w:tcW w:type="dxa" w:w="1728"/>
-          </w:tcPr>
-          <w:p>
-            <w:r>
-              <w:t>12</w:t>
-            </w:r>
-          </w:p>
-        </w:tc>
-      </w:tr>
-      <w:tr>
-        <w:tc>
-          <w:tcPr>
-            <w:tcW w:type="dxa" w:w="1728"/>
-          </w:tcPr>
-          <w:p>
-            <w:r>
-              <w:t>干燥器故障</w:t>
-            </w:r>
-          </w:p>
-        </w:tc>
-        <w:tc>
-          <w:tcPr>
-            <w:tcW w:type="dxa" w:w="1728"/>
-          </w:tcPr>
-          <w:p>
-            <w:r>
-              <w:t>1.00</w:t>
-            </w:r>
-          </w:p>
-        </w:tc>
-        <w:tc>
-          <w:tcPr>
-            <w:tcW w:type="dxa" w:w="1728"/>
-          </w:tcPr>
-          <w:p>
-            <w:r>
-              <w:t>0.75</w:t>
-            </w:r>
-          </w:p>
-        </w:tc>
-        <w:tc>
-          <w:tcPr>
-            <w:tcW w:type="dxa" w:w="1728"/>
-          </w:tcPr>
-          <w:p>
-            <w:r>
-              <w:t>1.00</w:t>
-            </w:r>
-          </w:p>
-        </w:tc>
-        <w:tc>
-          <w:tcPr>
-            <w:tcW w:type="dxa" w:w="1728"/>
-          </w:tcPr>
-          <w:p>
-            <w:r>
-              <w:t>4</w:t>
-            </w:r>
-          </w:p>
-        </w:tc>
-      </w:tr>
-      <w:tr>
-        <w:tc>
-          <w:tcPr>
-            <w:tcW w:type="dxa" w:w="1728"/>
-          </w:tcPr>
-          <w:p>
-            <w:r>
               <w:t>正常</w:t>
             </w:r>
           </w:p>
@@ -506,7 +402,7 @@
           </w:tcPr>
           <w:p>
             <w:r>
-              <w:t>0.87</w:t>
+              <w:t>0.88</w:t>
             </w:r>
           </w:p>
         </w:tc>
@@ -536,7 +432,163 @@
           </w:tcPr>
           <w:p>
             <w:r>
-              <w:t>84</w:t>
+              <w:t>71</w:t>
+            </w:r>
+          </w:p>
+        </w:tc>
+      </w:tr>
+      <w:tr>
+        <w:tc>
+          <w:tcPr>
+            <w:tcW w:type="dxa" w:w="1728"/>
+          </w:tcPr>
+          <w:p>
+            <w:r>
+              <w:t>污染故障</w:t>
+            </w:r>
+          </w:p>
+        </w:tc>
+        <w:tc>
+          <w:tcPr>
+            <w:tcW w:type="dxa" w:w="1728"/>
+          </w:tcPr>
+          <w:p>
+            <w:r>
+              <w:t>0.50</w:t>
+            </w:r>
+          </w:p>
+        </w:tc>
+        <w:tc>
+          <w:tcPr>
+            <w:tcW w:type="dxa" w:w="1728"/>
+          </w:tcPr>
+          <w:p>
+            <w:r>
+              <w:t>0.57</w:t>
+            </w:r>
+          </w:p>
+        </w:tc>
+        <w:tc>
+          <w:tcPr>
+            <w:tcW w:type="dxa" w:w="1728"/>
+          </w:tcPr>
+          <w:p>
+            <w:r>
+              <w:t>1.00</w:t>
+            </w:r>
+          </w:p>
+        </w:tc>
+        <w:tc>
+          <w:tcPr>
+            <w:tcW w:type="dxa" w:w="1728"/>
+          </w:tcPr>
+          <w:p>
+            <w:r>
+              <w:t>7</w:t>
+            </w:r>
+          </w:p>
+        </w:tc>
+      </w:tr>
+      <w:tr>
+        <w:tc>
+          <w:tcPr>
+            <w:tcW w:type="dxa" w:w="1728"/>
+          </w:tcPr>
+          <w:p>
+            <w:r>
+              <w:t>油温过高</w:t>
+            </w:r>
+          </w:p>
+        </w:tc>
+        <w:tc>
+          <w:tcPr>
+            <w:tcW w:type="dxa" w:w="1728"/>
+          </w:tcPr>
+          <w:p>
+            <w:r>
+              <w:t>1.00</w:t>
+            </w:r>
+          </w:p>
+        </w:tc>
+        <w:tc>
+          <w:tcPr>
+            <w:tcW w:type="dxa" w:w="1728"/>
+          </w:tcPr>
+          <w:p>
+            <w:r>
+              <w:t>0.47</w:t>
+            </w:r>
+          </w:p>
+        </w:tc>
+        <w:tc>
+          <w:tcPr>
+            <w:tcW w:type="dxa" w:w="1728"/>
+          </w:tcPr>
+          <w:p>
+            <w:r>
+              <w:t>1.00</w:t>
+            </w:r>
+          </w:p>
+        </w:tc>
+        <w:tc>
+          <w:tcPr>
+            <w:tcW w:type="dxa" w:w="1728"/>
+          </w:tcPr>
+          <w:p>
+            <w:r>
+              <w:t>15</w:t>
+            </w:r>
+          </w:p>
+        </w:tc>
+      </w:tr>
+      <w:tr>
+        <w:tc>
+          <w:tcPr>
+            <w:tcW w:type="dxa" w:w="1728"/>
+          </w:tcPr>
+          <w:p>
+            <w:r>
+              <w:t>泵磨损</w:t>
+            </w:r>
+          </w:p>
+        </w:tc>
+        <w:tc>
+          <w:tcPr>
+            <w:tcW w:type="dxa" w:w="1728"/>
+          </w:tcPr>
+          <w:p>
+            <w:r>
+              <w:t>1.00</w:t>
+            </w:r>
+          </w:p>
+        </w:tc>
+        <w:tc>
+          <w:tcPr>
+            <w:tcW w:type="dxa" w:w="1728"/>
+          </w:tcPr>
+          <w:p>
+            <w:r>
+              <w:t>0.57</w:t>
+            </w:r>
+          </w:p>
+        </w:tc>
+        <w:tc>
+          <w:tcPr>
+            <w:tcW w:type="dxa" w:w="1728"/>
+          </w:tcPr>
+          <w:p>
+            <w:r>
+              <w:t>1.00</w:t>
+            </w:r>
+          </w:p>
+        </w:tc>
+        <w:tc>
+          <w:tcPr>
+            <w:tcW w:type="dxa" w:w="1728"/>
+          </w:tcPr>
+          <w:p>
+            <w:r>
+              <w:t>7</w:t>
             </w:r>
           </w:p>
         </w:tc>

--- a/Bayesian_1130/故障预测分析报告.docx
+++ b/Bayesian_1130/故障预测分析报告.docx
@@ -36,7 +36,7 @@
       <w:r>
         <w:drawing>
           <wp:inline xmlns:a="http://schemas.openxmlformats.org/drawingml/2006/main" xmlns:pic="http://schemas.openxmlformats.org/drawingml/2006/picture">
-            <wp:extent cx="5486400" cy="3642219"/>
+            <wp:extent cx="5486400" cy="3640178"/>
             <wp:docPr id="1" name="Picture 1"/>
             <wp:cNvGraphicFramePr>
               <a:graphicFrameLocks noChangeAspect="1"/>
@@ -57,7 +57,7 @@
                   <pic:spPr>
                     <a:xfrm>
                       <a:off x="0" y="0"/>
-                      <a:ext cx="5486400" cy="3642219"/>
+                      <a:ext cx="5486400" cy="3640178"/>
                     </a:xfrm>
                     <a:prstGeom prst="rect"/>
                   </pic:spPr>
@@ -317,7 +317,7 @@
     </w:p>
     <w:p>
       <w:r>
-        <w:t>模型的整体准确率为 **0.8600**。</w:t>
+        <w:t>模型的整体准确率为 **0.8700**。</w:t>
       </w:r>
     </w:p>
     <w:tbl>
@@ -402,7 +402,7 @@
           </w:tcPr>
           <w:p>
             <w:r>
-              <w:t>0.88</w:t>
+              <w:t>0.89</w:t>
             </w:r>
           </w:p>
         </w:tc>
@@ -568,7 +568,7 @@
           </w:tcPr>
           <w:p>
             <w:r>
-              <w:t>0.57</w:t>
+              <w:t>0.71</w:t>
             </w:r>
           </w:p>
         </w:tc>

--- a/Bayesian_1130/故障预测分析报告.docx
+++ b/Bayesian_1130/故障预测分析报告.docx
@@ -36,7 +36,7 @@
       <w:r>
         <w:drawing>
           <wp:inline xmlns:a="http://schemas.openxmlformats.org/drawingml/2006/main" xmlns:pic="http://schemas.openxmlformats.org/drawingml/2006/picture">
-            <wp:extent cx="5486400" cy="3640178"/>
+            <wp:extent cx="5486400" cy="3642219"/>
             <wp:docPr id="1" name="Picture 1"/>
             <wp:cNvGraphicFramePr>
               <a:graphicFrameLocks noChangeAspect="1"/>
@@ -57,7 +57,7 @@
                   <pic:spPr>
                     <a:xfrm>
                       <a:off x="0" y="0"/>
-                      <a:ext cx="5486400" cy="3640178"/>
+                      <a:ext cx="5486400" cy="3642219"/>
                     </a:xfrm>
                     <a:prstGeom prst="rect"/>
                   </pic:spPr>
@@ -274,7 +274,7 @@
       <w:r>
         <w:drawing>
           <wp:inline xmlns:a="http://schemas.openxmlformats.org/drawingml/2006/main" xmlns:pic="http://schemas.openxmlformats.org/drawingml/2006/picture">
-            <wp:extent cx="5486400" cy="4650489"/>
+            <wp:extent cx="5486400" cy="4568465"/>
             <wp:docPr id="6" name="Picture 6"/>
             <wp:cNvGraphicFramePr>
               <a:graphicFrameLocks noChangeAspect="1"/>
@@ -295,7 +295,7 @@
                   <pic:spPr>
                     <a:xfrm>
                       <a:off x="0" y="0"/>
-                      <a:ext cx="5486400" cy="4650489"/>
+                      <a:ext cx="5486400" cy="4568465"/>
                     </a:xfrm>
                     <a:prstGeom prst="rect"/>
                   </pic:spPr>
@@ -317,7 +317,7 @@
     </w:p>
     <w:p>
       <w:r>
-        <w:t>模型的整体准确率为 **0.8700**。</w:t>
+        <w:t>模型的整体准确率为 **0.7433**。</w:t>
       </w:r>
     </w:p>
     <w:tbl>
@@ -392,7 +392,7 @@
           </w:tcPr>
           <w:p>
             <w:r>
-              <w:t>正常</w:t>
+              <w:t>最大电流超标故障</w:t>
             </w:r>
           </w:p>
         </w:tc>
@@ -402,7 +402,309 @@
           </w:tcPr>
           <w:p>
             <w:r>
-              <w:t>0.89</w:t>
+              <w:t>0.00</w:t>
+            </w:r>
+          </w:p>
+        </w:tc>
+        <w:tc>
+          <w:tcPr>
+            <w:tcW w:type="dxa" w:w="1728"/>
+          </w:tcPr>
+          <w:p>
+            <w:r>
+              <w:t>0.00</w:t>
+            </w:r>
+          </w:p>
+        </w:tc>
+        <w:tc>
+          <w:tcPr>
+            <w:tcW w:type="dxa" w:w="1728"/>
+          </w:tcPr>
+          <w:p>
+            <w:r>
+              <w:t>1.00</w:t>
+            </w:r>
+          </w:p>
+        </w:tc>
+        <w:tc>
+          <w:tcPr>
+            <w:tcW w:type="dxa" w:w="1728"/>
+          </w:tcPr>
+          <w:p>
+            <w:r>
+              <w:t>4</w:t>
+            </w:r>
+          </w:p>
+        </w:tc>
+      </w:tr>
+      <w:tr>
+        <w:tc>
+          <w:tcPr>
+            <w:tcW w:type="dxa" w:w="1728"/>
+          </w:tcPr>
+          <w:p>
+            <w:r>
+              <w:t>稳定电流超标故障</w:t>
+            </w:r>
+          </w:p>
+        </w:tc>
+        <w:tc>
+          <w:tcPr>
+            <w:tcW w:type="dxa" w:w="1728"/>
+          </w:tcPr>
+          <w:p>
+            <w:r>
+              <w:t>0.00</w:t>
+            </w:r>
+          </w:p>
+        </w:tc>
+        <w:tc>
+          <w:tcPr>
+            <w:tcW w:type="dxa" w:w="1728"/>
+          </w:tcPr>
+          <w:p>
+            <w:r>
+              <w:t>0.00</w:t>
+            </w:r>
+          </w:p>
+        </w:tc>
+        <w:tc>
+          <w:tcPr>
+            <w:tcW w:type="dxa" w:w="1728"/>
+          </w:tcPr>
+          <w:p>
+            <w:r>
+              <w:t>1.00</w:t>
+            </w:r>
+          </w:p>
+        </w:tc>
+        <w:tc>
+          <w:tcPr>
+            <w:tcW w:type="dxa" w:w="1728"/>
+          </w:tcPr>
+          <w:p>
+            <w:r>
+              <w:t>4</w:t>
+            </w:r>
+          </w:p>
+        </w:tc>
+      </w:tr>
+      <w:tr>
+        <w:tc>
+          <w:tcPr>
+            <w:tcW w:type="dxa" w:w="1728"/>
+          </w:tcPr>
+          <w:p>
+            <w:r>
+              <w:t>稳定电流超标故障</w:t>
+            </w:r>
+          </w:p>
+        </w:tc>
+        <w:tc>
+          <w:tcPr>
+            <w:tcW w:type="dxa" w:w="1728"/>
+          </w:tcPr>
+          <w:p>
+            <w:r>
+              <w:t>0.00</w:t>
+            </w:r>
+          </w:p>
+        </w:tc>
+        <w:tc>
+          <w:tcPr>
+            <w:tcW w:type="dxa" w:w="1728"/>
+          </w:tcPr>
+          <w:p>
+            <w:r>
+              <w:t>0.00</w:t>
+            </w:r>
+          </w:p>
+        </w:tc>
+        <w:tc>
+          <w:tcPr>
+            <w:tcW w:type="dxa" w:w="1728"/>
+          </w:tcPr>
+          <w:p>
+            <w:r>
+              <w:t>1.00</w:t>
+            </w:r>
+          </w:p>
+        </w:tc>
+        <w:tc>
+          <w:tcPr>
+            <w:tcW w:type="dxa" w:w="1728"/>
+          </w:tcPr>
+          <w:p>
+            <w:r>
+              <w:t>4</w:t>
+            </w:r>
+          </w:p>
+        </w:tc>
+      </w:tr>
+      <w:tr>
+        <w:tc>
+          <w:tcPr>
+            <w:tcW w:type="dxa" w:w="1728"/>
+          </w:tcPr>
+          <w:p>
+            <w:r>
+              <w:t>最大电流超标故障</w:t>
+            </w:r>
+          </w:p>
+        </w:tc>
+        <w:tc>
+          <w:tcPr>
+            <w:tcW w:type="dxa" w:w="1728"/>
+          </w:tcPr>
+          <w:p>
+            <w:r>
+              <w:t>0.00</w:t>
+            </w:r>
+          </w:p>
+        </w:tc>
+        <w:tc>
+          <w:tcPr>
+            <w:tcW w:type="dxa" w:w="1728"/>
+          </w:tcPr>
+          <w:p>
+            <w:r>
+              <w:t>0.00</w:t>
+            </w:r>
+          </w:p>
+        </w:tc>
+        <w:tc>
+          <w:tcPr>
+            <w:tcW w:type="dxa" w:w="1728"/>
+          </w:tcPr>
+          <w:p>
+            <w:r>
+              <w:t>1.00</w:t>
+            </w:r>
+          </w:p>
+        </w:tc>
+        <w:tc>
+          <w:tcPr>
+            <w:tcW w:type="dxa" w:w="1728"/>
+          </w:tcPr>
+          <w:p>
+            <w:r>
+              <w:t>4</w:t>
+            </w:r>
+          </w:p>
+        </w:tc>
+      </w:tr>
+      <w:tr>
+        <w:tc>
+          <w:tcPr>
+            <w:tcW w:type="dxa" w:w="1728"/>
+          </w:tcPr>
+          <w:p>
+            <w:r>
+              <w:t>稳定电流超标故障</w:t>
+            </w:r>
+          </w:p>
+        </w:tc>
+        <w:tc>
+          <w:tcPr>
+            <w:tcW w:type="dxa" w:w="1728"/>
+          </w:tcPr>
+          <w:p>
+            <w:r>
+              <w:t>0.00</w:t>
+            </w:r>
+          </w:p>
+        </w:tc>
+        <w:tc>
+          <w:tcPr>
+            <w:tcW w:type="dxa" w:w="1728"/>
+          </w:tcPr>
+          <w:p>
+            <w:r>
+              <w:t>0.00</w:t>
+            </w:r>
+          </w:p>
+        </w:tc>
+        <w:tc>
+          <w:tcPr>
+            <w:tcW w:type="dxa" w:w="1728"/>
+          </w:tcPr>
+          <w:p>
+            <w:r>
+              <w:t>1.00</w:t>
+            </w:r>
+          </w:p>
+        </w:tc>
+        <w:tc>
+          <w:tcPr>
+            <w:tcW w:type="dxa" w:w="1728"/>
+          </w:tcPr>
+          <w:p>
+            <w:r>
+              <w:t>4</w:t>
+            </w:r>
+          </w:p>
+        </w:tc>
+      </w:tr>
+      <w:tr>
+        <w:tc>
+          <w:tcPr>
+            <w:tcW w:type="dxa" w:w="1728"/>
+          </w:tcPr>
+          <w:p>
+            <w:r>
+              <w:t>光电频率过低故障</w:t>
+            </w:r>
+          </w:p>
+        </w:tc>
+        <w:tc>
+          <w:tcPr>
+            <w:tcW w:type="dxa" w:w="1728"/>
+          </w:tcPr>
+          <w:p>
+            <w:r>
+              <w:t>1.00</w:t>
+            </w:r>
+          </w:p>
+        </w:tc>
+        <w:tc>
+          <w:tcPr>
+            <w:tcW w:type="dxa" w:w="1728"/>
+          </w:tcPr>
+          <w:p>
+            <w:r>
+              <w:t>0.75</w:t>
+            </w:r>
+          </w:p>
+        </w:tc>
+        <w:tc>
+          <w:tcPr>
+            <w:tcW w:type="dxa" w:w="1728"/>
+          </w:tcPr>
+          <w:p>
+            <w:r>
+              <w:t>1.00</w:t>
+            </w:r>
+          </w:p>
+        </w:tc>
+        <w:tc>
+          <w:tcPr>
+            <w:tcW w:type="dxa" w:w="1728"/>
+          </w:tcPr>
+          <w:p>
+            <w:r>
+              <w:t>4</w:t>
+            </w:r>
+          </w:p>
+        </w:tc>
+      </w:tr>
+      <w:tr>
+        <w:tc>
+          <w:tcPr>
+            <w:tcW w:type="dxa" w:w="1728"/>
+          </w:tcPr>
+          <w:p>
+            <w:r>
+              <w:t>光电频率过高故障</w:t>
             </w:r>
           </w:p>
         </w:tc>
@@ -432,7 +734,17 @@
           </w:tcPr>
           <w:p>
             <w:r>
-              <w:t>71</w:t>
+              <w:t>1.00</w:t>
+            </w:r>
+          </w:p>
+        </w:tc>
+        <w:tc>
+          <w:tcPr>
+            <w:tcW w:type="dxa" w:w="1728"/>
+          </w:tcPr>
+          <w:p>
+            <w:r>
+              <w:t>4</w:t>
             </w:r>
           </w:p>
         </w:tc>
@@ -444,7 +756,641 @@
           </w:tcPr>
           <w:p>
             <w:r>
-              <w:t>污染故障</w:t>
+              <w:t>指令判断时间过短故障</w:t>
+            </w:r>
+          </w:p>
+        </w:tc>
+        <w:tc>
+          <w:tcPr>
+            <w:tcW w:type="dxa" w:w="1728"/>
+          </w:tcPr>
+          <w:p>
+            <w:r>
+              <w:t>0.00</w:t>
+            </w:r>
+          </w:p>
+        </w:tc>
+        <w:tc>
+          <w:tcPr>
+            <w:tcW w:type="dxa" w:w="1728"/>
+          </w:tcPr>
+          <w:p>
+            <w:r>
+              <w:t>0.00</w:t>
+            </w:r>
+          </w:p>
+        </w:tc>
+        <w:tc>
+          <w:tcPr>
+            <w:tcW w:type="dxa" w:w="1728"/>
+          </w:tcPr>
+          <w:p>
+            <w:r>
+              <w:t>1.00</w:t>
+            </w:r>
+          </w:p>
+        </w:tc>
+        <w:tc>
+          <w:tcPr>
+            <w:tcW w:type="dxa" w:w="1728"/>
+          </w:tcPr>
+          <w:p>
+            <w:r>
+              <w:t>4</w:t>
+            </w:r>
+          </w:p>
+        </w:tc>
+      </w:tr>
+      <w:tr>
+        <w:tc>
+          <w:tcPr>
+            <w:tcW w:type="dxa" w:w="1728"/>
+          </w:tcPr>
+          <w:p>
+            <w:r>
+              <w:t>指令判断时间过长故障</w:t>
+            </w:r>
+          </w:p>
+        </w:tc>
+        <w:tc>
+          <w:tcPr>
+            <w:tcW w:type="dxa" w:w="1728"/>
+          </w:tcPr>
+          <w:p>
+            <w:r>
+              <w:t>0.00</w:t>
+            </w:r>
+          </w:p>
+        </w:tc>
+        <w:tc>
+          <w:tcPr>
+            <w:tcW w:type="dxa" w:w="1728"/>
+          </w:tcPr>
+          <w:p>
+            <w:r>
+              <w:t>0.00</w:t>
+            </w:r>
+          </w:p>
+        </w:tc>
+        <w:tc>
+          <w:tcPr>
+            <w:tcW w:type="dxa" w:w="1728"/>
+          </w:tcPr>
+          <w:p>
+            <w:r>
+              <w:t>1.00</w:t>
+            </w:r>
+          </w:p>
+        </w:tc>
+        <w:tc>
+          <w:tcPr>
+            <w:tcW w:type="dxa" w:w="1728"/>
+          </w:tcPr>
+          <w:p>
+            <w:r>
+              <w:t>4</w:t>
+            </w:r>
+          </w:p>
+        </w:tc>
+      </w:tr>
+      <w:tr>
+        <w:tc>
+          <w:tcPr>
+            <w:tcW w:type="dxa" w:w="1728"/>
+          </w:tcPr>
+          <w:p>
+            <w:r>
+              <w:t>电平过低故障</w:t>
+            </w:r>
+          </w:p>
+        </w:tc>
+        <w:tc>
+          <w:tcPr>
+            <w:tcW w:type="dxa" w:w="1728"/>
+          </w:tcPr>
+          <w:p>
+            <w:r>
+              <w:t>1.00</w:t>
+            </w:r>
+          </w:p>
+        </w:tc>
+        <w:tc>
+          <w:tcPr>
+            <w:tcW w:type="dxa" w:w="1728"/>
+          </w:tcPr>
+          <w:p>
+            <w:r>
+              <w:t>0.75</w:t>
+            </w:r>
+          </w:p>
+        </w:tc>
+        <w:tc>
+          <w:tcPr>
+            <w:tcW w:type="dxa" w:w="1728"/>
+          </w:tcPr>
+          <w:p>
+            <w:r>
+              <w:t>1.00</w:t>
+            </w:r>
+          </w:p>
+        </w:tc>
+        <w:tc>
+          <w:tcPr>
+            <w:tcW w:type="dxa" w:w="1728"/>
+          </w:tcPr>
+          <w:p>
+            <w:r>
+              <w:t>4</w:t>
+            </w:r>
+          </w:p>
+        </w:tc>
+      </w:tr>
+      <w:tr>
+        <w:tc>
+          <w:tcPr>
+            <w:tcW w:type="dxa" w:w="1728"/>
+          </w:tcPr>
+          <w:p>
+            <w:r>
+              <w:t>电平过高故障</w:t>
+            </w:r>
+          </w:p>
+        </w:tc>
+        <w:tc>
+          <w:tcPr>
+            <w:tcW w:type="dxa" w:w="1728"/>
+          </w:tcPr>
+          <w:p>
+            <w:r>
+              <w:t>0.00</w:t>
+            </w:r>
+          </w:p>
+        </w:tc>
+        <w:tc>
+          <w:tcPr>
+            <w:tcW w:type="dxa" w:w="1728"/>
+          </w:tcPr>
+          <w:p>
+            <w:r>
+              <w:t>0.00</w:t>
+            </w:r>
+          </w:p>
+        </w:tc>
+        <w:tc>
+          <w:tcPr>
+            <w:tcW w:type="dxa" w:w="1728"/>
+          </w:tcPr>
+          <w:p>
+            <w:r>
+              <w:t>1.00</w:t>
+            </w:r>
+          </w:p>
+        </w:tc>
+        <w:tc>
+          <w:tcPr>
+            <w:tcW w:type="dxa" w:w="1728"/>
+          </w:tcPr>
+          <w:p>
+            <w:r>
+              <w:t>3</w:t>
+            </w:r>
+          </w:p>
+        </w:tc>
+      </w:tr>
+      <w:tr>
+        <w:tc>
+          <w:tcPr>
+            <w:tcW w:type="dxa" w:w="1728"/>
+          </w:tcPr>
+          <w:p>
+            <w:r>
+              <w:t>脉宽过短故障</w:t>
+            </w:r>
+          </w:p>
+        </w:tc>
+        <w:tc>
+          <w:tcPr>
+            <w:tcW w:type="dxa" w:w="1728"/>
+          </w:tcPr>
+          <w:p>
+            <w:r>
+              <w:t>0.00</w:t>
+            </w:r>
+          </w:p>
+        </w:tc>
+        <w:tc>
+          <w:tcPr>
+            <w:tcW w:type="dxa" w:w="1728"/>
+          </w:tcPr>
+          <w:p>
+            <w:r>
+              <w:t>0.00</w:t>
+            </w:r>
+          </w:p>
+        </w:tc>
+        <w:tc>
+          <w:tcPr>
+            <w:tcW w:type="dxa" w:w="1728"/>
+          </w:tcPr>
+          <w:p>
+            <w:r>
+              <w:t>1.00</w:t>
+            </w:r>
+          </w:p>
+        </w:tc>
+        <w:tc>
+          <w:tcPr>
+            <w:tcW w:type="dxa" w:w="1728"/>
+          </w:tcPr>
+          <w:p>
+            <w:r>
+              <w:t>3</w:t>
+            </w:r>
+          </w:p>
+        </w:tc>
+      </w:tr>
+      <w:tr>
+        <w:tc>
+          <w:tcPr>
+            <w:tcW w:type="dxa" w:w="1728"/>
+          </w:tcPr>
+          <w:p>
+            <w:r>
+              <w:t>脉宽过长故障</w:t>
+            </w:r>
+          </w:p>
+        </w:tc>
+        <w:tc>
+          <w:tcPr>
+            <w:tcW w:type="dxa" w:w="1728"/>
+          </w:tcPr>
+          <w:p>
+            <w:r>
+              <w:t>0.00</w:t>
+            </w:r>
+          </w:p>
+        </w:tc>
+        <w:tc>
+          <w:tcPr>
+            <w:tcW w:type="dxa" w:w="1728"/>
+          </w:tcPr>
+          <w:p>
+            <w:r>
+              <w:t>0.00</w:t>
+            </w:r>
+          </w:p>
+        </w:tc>
+        <w:tc>
+          <w:tcPr>
+            <w:tcW w:type="dxa" w:w="1728"/>
+          </w:tcPr>
+          <w:p>
+            <w:r>
+              <w:t>1.00</w:t>
+            </w:r>
+          </w:p>
+        </w:tc>
+        <w:tc>
+          <w:tcPr>
+            <w:tcW w:type="dxa" w:w="1728"/>
+          </w:tcPr>
+          <w:p>
+            <w:r>
+              <w:t>3</w:t>
+            </w:r>
+          </w:p>
+        </w:tc>
+      </w:tr>
+      <w:tr>
+        <w:tc>
+          <w:tcPr>
+            <w:tcW w:type="dxa" w:w="1728"/>
+          </w:tcPr>
+          <w:p>
+            <w:r>
+              <w:t>电平过低故障</w:t>
+            </w:r>
+          </w:p>
+        </w:tc>
+        <w:tc>
+          <w:tcPr>
+            <w:tcW w:type="dxa" w:w="1728"/>
+          </w:tcPr>
+          <w:p>
+            <w:r>
+              <w:t>0.00</w:t>
+            </w:r>
+          </w:p>
+        </w:tc>
+        <w:tc>
+          <w:tcPr>
+            <w:tcW w:type="dxa" w:w="1728"/>
+          </w:tcPr>
+          <w:p>
+            <w:r>
+              <w:t>0.00</w:t>
+            </w:r>
+          </w:p>
+        </w:tc>
+        <w:tc>
+          <w:tcPr>
+            <w:tcW w:type="dxa" w:w="1728"/>
+          </w:tcPr>
+          <w:p>
+            <w:r>
+              <w:t>1.00</w:t>
+            </w:r>
+          </w:p>
+        </w:tc>
+        <w:tc>
+          <w:tcPr>
+            <w:tcW w:type="dxa" w:w="1728"/>
+          </w:tcPr>
+          <w:p>
+            <w:r>
+              <w:t>3</w:t>
+            </w:r>
+          </w:p>
+        </w:tc>
+      </w:tr>
+      <w:tr>
+        <w:tc>
+          <w:tcPr>
+            <w:tcW w:type="dxa" w:w="1728"/>
+          </w:tcPr>
+          <w:p>
+            <w:r>
+              <w:t>电平过高故障</w:t>
+            </w:r>
+          </w:p>
+        </w:tc>
+        <w:tc>
+          <w:tcPr>
+            <w:tcW w:type="dxa" w:w="1728"/>
+          </w:tcPr>
+          <w:p>
+            <w:r>
+              <w:t>0.00</w:t>
+            </w:r>
+          </w:p>
+        </w:tc>
+        <w:tc>
+          <w:tcPr>
+            <w:tcW w:type="dxa" w:w="1728"/>
+          </w:tcPr>
+          <w:p>
+            <w:r>
+              <w:t>0.00</w:t>
+            </w:r>
+          </w:p>
+        </w:tc>
+        <w:tc>
+          <w:tcPr>
+            <w:tcW w:type="dxa" w:w="1728"/>
+          </w:tcPr>
+          <w:p>
+            <w:r>
+              <w:t>1.00</w:t>
+            </w:r>
+          </w:p>
+        </w:tc>
+        <w:tc>
+          <w:tcPr>
+            <w:tcW w:type="dxa" w:w="1728"/>
+          </w:tcPr>
+          <w:p>
+            <w:r>
+              <w:t>3</w:t>
+            </w:r>
+          </w:p>
+        </w:tc>
+      </w:tr>
+      <w:tr>
+        <w:tc>
+          <w:tcPr>
+            <w:tcW w:type="dxa" w:w="1728"/>
+          </w:tcPr>
+          <w:p>
+            <w:r>
+              <w:t>脉宽过短故障</w:t>
+            </w:r>
+          </w:p>
+        </w:tc>
+        <w:tc>
+          <w:tcPr>
+            <w:tcW w:type="dxa" w:w="1728"/>
+          </w:tcPr>
+          <w:p>
+            <w:r>
+              <w:t>0.00</w:t>
+            </w:r>
+          </w:p>
+        </w:tc>
+        <w:tc>
+          <w:tcPr>
+            <w:tcW w:type="dxa" w:w="1728"/>
+          </w:tcPr>
+          <w:p>
+            <w:r>
+              <w:t>0.00</w:t>
+            </w:r>
+          </w:p>
+        </w:tc>
+        <w:tc>
+          <w:tcPr>
+            <w:tcW w:type="dxa" w:w="1728"/>
+          </w:tcPr>
+          <w:p>
+            <w:r>
+              <w:t>1.00</w:t>
+            </w:r>
+          </w:p>
+        </w:tc>
+        <w:tc>
+          <w:tcPr>
+            <w:tcW w:type="dxa" w:w="1728"/>
+          </w:tcPr>
+          <w:p>
+            <w:r>
+              <w:t>3</w:t>
+            </w:r>
+          </w:p>
+        </w:tc>
+      </w:tr>
+      <w:tr>
+        <w:tc>
+          <w:tcPr>
+            <w:tcW w:type="dxa" w:w="1728"/>
+          </w:tcPr>
+          <w:p>
+            <w:r>
+              <w:t>脉宽过长故障</w:t>
+            </w:r>
+          </w:p>
+        </w:tc>
+        <w:tc>
+          <w:tcPr>
+            <w:tcW w:type="dxa" w:w="1728"/>
+          </w:tcPr>
+          <w:p>
+            <w:r>
+              <w:t>0.00</w:t>
+            </w:r>
+          </w:p>
+        </w:tc>
+        <w:tc>
+          <w:tcPr>
+            <w:tcW w:type="dxa" w:w="1728"/>
+          </w:tcPr>
+          <w:p>
+            <w:r>
+              <w:t>0.00</w:t>
+            </w:r>
+          </w:p>
+        </w:tc>
+        <w:tc>
+          <w:tcPr>
+            <w:tcW w:type="dxa" w:w="1728"/>
+          </w:tcPr>
+          <w:p>
+            <w:r>
+              <w:t>1.00</w:t>
+            </w:r>
+          </w:p>
+        </w:tc>
+        <w:tc>
+          <w:tcPr>
+            <w:tcW w:type="dxa" w:w="1728"/>
+          </w:tcPr>
+          <w:p>
+            <w:r>
+              <w:t>3</w:t>
+            </w:r>
+          </w:p>
+        </w:tc>
+      </w:tr>
+      <w:tr>
+        <w:tc>
+          <w:tcPr>
+            <w:tcW w:type="dxa" w:w="1728"/>
+          </w:tcPr>
+          <w:p>
+            <w:r>
+              <w:t>正常</w:t>
+            </w:r>
+          </w:p>
+        </w:tc>
+        <w:tc>
+          <w:tcPr>
+            <w:tcW w:type="dxa" w:w="1728"/>
+          </w:tcPr>
+          <w:p>
+            <w:r>
+              <w:t>0.73</w:t>
+            </w:r>
+          </w:p>
+        </w:tc>
+        <w:tc>
+          <w:tcPr>
+            <w:tcW w:type="dxa" w:w="1728"/>
+          </w:tcPr>
+          <w:p>
+            <w:r>
+              <w:t>1.00</w:t>
+            </w:r>
+          </w:p>
+        </w:tc>
+        <w:tc>
+          <w:tcPr>
+            <w:tcW w:type="dxa" w:w="1728"/>
+          </w:tcPr>
+          <w:p>
+            <w:r>
+              <w:t>1.00</w:t>
+            </w:r>
+          </w:p>
+        </w:tc>
+        <w:tc>
+          <w:tcPr>
+            <w:tcW w:type="dxa" w:w="1728"/>
+          </w:tcPr>
+          <w:p>
+            <w:r>
+              <w:t>195</w:t>
+            </w:r>
+          </w:p>
+        </w:tc>
+      </w:tr>
+      <w:tr>
+        <w:tc>
+          <w:tcPr>
+            <w:tcW w:type="dxa" w:w="1728"/>
+          </w:tcPr>
+          <w:p>
+            <w:r>
+              <w:t>电路断开时间超标故障</w:t>
+            </w:r>
+          </w:p>
+        </w:tc>
+        <w:tc>
+          <w:tcPr>
+            <w:tcW w:type="dxa" w:w="1728"/>
+          </w:tcPr>
+          <w:p>
+            <w:r>
+              <w:t>0.00</w:t>
+            </w:r>
+          </w:p>
+        </w:tc>
+        <w:tc>
+          <w:tcPr>
+            <w:tcW w:type="dxa" w:w="1728"/>
+          </w:tcPr>
+          <w:p>
+            <w:r>
+              <w:t>0.00</w:t>
+            </w:r>
+          </w:p>
+        </w:tc>
+        <w:tc>
+          <w:tcPr>
+            <w:tcW w:type="dxa" w:w="1728"/>
+          </w:tcPr>
+          <w:p>
+            <w:r>
+              <w:t>1.00</w:t>
+            </w:r>
+          </w:p>
+        </w:tc>
+        <w:tc>
+          <w:tcPr>
+            <w:tcW w:type="dxa" w:w="1728"/>
+          </w:tcPr>
+          <w:p>
+            <w:r>
+              <w:t>4</w:t>
+            </w:r>
+          </w:p>
+        </w:tc>
+      </w:tr>
+      <w:tr>
+        <w:tc>
+          <w:tcPr>
+            <w:tcW w:type="dxa" w:w="1728"/>
+          </w:tcPr>
+          <w:p>
+            <w:r>
+              <w:t>电路断开频率过低故障</w:t>
+            </w:r>
+          </w:p>
+        </w:tc>
+        <w:tc>
+          <w:tcPr>
+            <w:tcW w:type="dxa" w:w="1728"/>
+          </w:tcPr>
+          <w:p>
+            <w:r>
+              <w:t>1.00</w:t>
             </w:r>
           </w:p>
         </w:tc>
@@ -464,7 +1410,49 @@
           </w:tcPr>
           <w:p>
             <w:r>
-              <w:t>0.57</w:t>
+              <w:t>1.00</w:t>
+            </w:r>
+          </w:p>
+        </w:tc>
+        <w:tc>
+          <w:tcPr>
+            <w:tcW w:type="dxa" w:w="1728"/>
+          </w:tcPr>
+          <w:p>
+            <w:r>
+              <w:t>4</w:t>
+            </w:r>
+          </w:p>
+        </w:tc>
+      </w:tr>
+      <w:tr>
+        <w:tc>
+          <w:tcPr>
+            <w:tcW w:type="dxa" w:w="1728"/>
+          </w:tcPr>
+          <w:p>
+            <w:r>
+              <w:t>电路断开频率过高故障</w:t>
+            </w:r>
+          </w:p>
+        </w:tc>
+        <w:tc>
+          <w:tcPr>
+            <w:tcW w:type="dxa" w:w="1728"/>
+          </w:tcPr>
+          <w:p>
+            <w:r>
+              <w:t>0.00</w:t>
+            </w:r>
+          </w:p>
+        </w:tc>
+        <w:tc>
+          <w:tcPr>
+            <w:tcW w:type="dxa" w:w="1728"/>
+          </w:tcPr>
+          <w:p>
+            <w:r>
+              <w:t>0.00</w:t>
             </w:r>
           </w:p>
         </w:tc>
@@ -484,7 +1472,7 @@
           </w:tcPr>
           <w:p>
             <w:r>
-              <w:t>7</w:t>
+              <w:t>4</w:t>
             </w:r>
           </w:p>
         </w:tc>
@@ -496,7 +1484,7 @@
           </w:tcPr>
           <w:p>
             <w:r>
-              <w:t>油温过高</w:t>
+              <w:t>第一脉冲时间过短故障</w:t>
             </w:r>
           </w:p>
         </w:tc>
@@ -516,7 +1504,7 @@
           </w:tcPr>
           <w:p>
             <w:r>
-              <w:t>0.47</w:t>
+              <w:t>1.00</w:t>
             </w:r>
           </w:p>
         </w:tc>
@@ -536,7 +1524,7 @@
           </w:tcPr>
           <w:p>
             <w:r>
-              <w:t>15</w:t>
+              <w:t>4</w:t>
             </w:r>
           </w:p>
         </w:tc>
@@ -548,7 +1536,7 @@
           </w:tcPr>
           <w:p>
             <w:r>
-              <w:t>泵磨损</w:t>
+              <w:t>第一脉冲时间过长故障</w:t>
             </w:r>
           </w:p>
         </w:tc>
@@ -568,7 +1556,7 @@
           </w:tcPr>
           <w:p>
             <w:r>
-              <w:t>0.71</w:t>
+              <w:t>0.75</w:t>
             </w:r>
           </w:p>
         </w:tc>
@@ -588,7 +1576,319 @@
           </w:tcPr>
           <w:p>
             <w:r>
-              <w:t>7</w:t>
+              <w:t>4</w:t>
+            </w:r>
+          </w:p>
+        </w:tc>
+      </w:tr>
+      <w:tr>
+        <w:tc>
+          <w:tcPr>
+            <w:tcW w:type="dxa" w:w="1728"/>
+          </w:tcPr>
+          <w:p>
+            <w:r>
+              <w:t>第三脉冲时间过短故障</w:t>
+            </w:r>
+          </w:p>
+        </w:tc>
+        <w:tc>
+          <w:tcPr>
+            <w:tcW w:type="dxa" w:w="1728"/>
+          </w:tcPr>
+          <w:p>
+            <w:r>
+              <w:t>1.00</w:t>
+            </w:r>
+          </w:p>
+        </w:tc>
+        <w:tc>
+          <w:tcPr>
+            <w:tcW w:type="dxa" w:w="1728"/>
+          </w:tcPr>
+          <w:p>
+            <w:r>
+              <w:t>1.00</w:t>
+            </w:r>
+          </w:p>
+        </w:tc>
+        <w:tc>
+          <w:tcPr>
+            <w:tcW w:type="dxa" w:w="1728"/>
+          </w:tcPr>
+          <w:p>
+            <w:r>
+              <w:t>1.00</w:t>
+            </w:r>
+          </w:p>
+        </w:tc>
+        <w:tc>
+          <w:tcPr>
+            <w:tcW w:type="dxa" w:w="1728"/>
+          </w:tcPr>
+          <w:p>
+            <w:r>
+              <w:t>4</w:t>
+            </w:r>
+          </w:p>
+        </w:tc>
+      </w:tr>
+      <w:tr>
+        <w:tc>
+          <w:tcPr>
+            <w:tcW w:type="dxa" w:w="1728"/>
+          </w:tcPr>
+          <w:p>
+            <w:r>
+              <w:t>第三脉冲时间过长故障</w:t>
+            </w:r>
+          </w:p>
+        </w:tc>
+        <w:tc>
+          <w:tcPr>
+            <w:tcW w:type="dxa" w:w="1728"/>
+          </w:tcPr>
+          <w:p>
+            <w:r>
+              <w:t>0.00</w:t>
+            </w:r>
+          </w:p>
+        </w:tc>
+        <w:tc>
+          <w:tcPr>
+            <w:tcW w:type="dxa" w:w="1728"/>
+          </w:tcPr>
+          <w:p>
+            <w:r>
+              <w:t>0.00</w:t>
+            </w:r>
+          </w:p>
+        </w:tc>
+        <w:tc>
+          <w:tcPr>
+            <w:tcW w:type="dxa" w:w="1728"/>
+          </w:tcPr>
+          <w:p>
+            <w:r>
+              <w:t>1.00</w:t>
+            </w:r>
+          </w:p>
+        </w:tc>
+        <w:tc>
+          <w:tcPr>
+            <w:tcW w:type="dxa" w:w="1728"/>
+          </w:tcPr>
+          <w:p>
+            <w:r>
+              <w:t>4</w:t>
+            </w:r>
+          </w:p>
+        </w:tc>
+      </w:tr>
+      <w:tr>
+        <w:tc>
+          <w:tcPr>
+            <w:tcW w:type="dxa" w:w="1728"/>
+          </w:tcPr>
+          <w:p>
+            <w:r>
+              <w:t>第二脉冲时间过短故障</w:t>
+            </w:r>
+          </w:p>
+        </w:tc>
+        <w:tc>
+          <w:tcPr>
+            <w:tcW w:type="dxa" w:w="1728"/>
+          </w:tcPr>
+          <w:p>
+            <w:r>
+              <w:t>1.00</w:t>
+            </w:r>
+          </w:p>
+        </w:tc>
+        <w:tc>
+          <w:tcPr>
+            <w:tcW w:type="dxa" w:w="1728"/>
+          </w:tcPr>
+          <w:p>
+            <w:r>
+              <w:t>1.00</w:t>
+            </w:r>
+          </w:p>
+        </w:tc>
+        <w:tc>
+          <w:tcPr>
+            <w:tcW w:type="dxa" w:w="1728"/>
+          </w:tcPr>
+          <w:p>
+            <w:r>
+              <w:t>1.00</w:t>
+            </w:r>
+          </w:p>
+        </w:tc>
+        <w:tc>
+          <w:tcPr>
+            <w:tcW w:type="dxa" w:w="1728"/>
+          </w:tcPr>
+          <w:p>
+            <w:r>
+              <w:t>4</w:t>
+            </w:r>
+          </w:p>
+        </w:tc>
+      </w:tr>
+      <w:tr>
+        <w:tc>
+          <w:tcPr>
+            <w:tcW w:type="dxa" w:w="1728"/>
+          </w:tcPr>
+          <w:p>
+            <w:r>
+              <w:t>第二脉冲时间过长故障</w:t>
+            </w:r>
+          </w:p>
+        </w:tc>
+        <w:tc>
+          <w:tcPr>
+            <w:tcW w:type="dxa" w:w="1728"/>
+          </w:tcPr>
+          <w:p>
+            <w:r>
+              <w:t>1.00</w:t>
+            </w:r>
+          </w:p>
+        </w:tc>
+        <w:tc>
+          <w:tcPr>
+            <w:tcW w:type="dxa" w:w="1728"/>
+          </w:tcPr>
+          <w:p>
+            <w:r>
+              <w:t>0.25</w:t>
+            </w:r>
+          </w:p>
+        </w:tc>
+        <w:tc>
+          <w:tcPr>
+            <w:tcW w:type="dxa" w:w="1728"/>
+          </w:tcPr>
+          <w:p>
+            <w:r>
+              <w:t>1.00</w:t>
+            </w:r>
+          </w:p>
+        </w:tc>
+        <w:tc>
+          <w:tcPr>
+            <w:tcW w:type="dxa" w:w="1728"/>
+          </w:tcPr>
+          <w:p>
+            <w:r>
+              <w:t>4</w:t>
+            </w:r>
+          </w:p>
+        </w:tc>
+      </w:tr>
+      <w:tr>
+        <w:tc>
+          <w:tcPr>
+            <w:tcW w:type="dxa" w:w="1728"/>
+          </w:tcPr>
+          <w:p>
+            <w:r>
+              <w:t>系统识别电压过低故障</w:t>
+            </w:r>
+          </w:p>
+        </w:tc>
+        <w:tc>
+          <w:tcPr>
+            <w:tcW w:type="dxa" w:w="1728"/>
+          </w:tcPr>
+          <w:p>
+            <w:r>
+              <w:t>0.00</w:t>
+            </w:r>
+          </w:p>
+        </w:tc>
+        <w:tc>
+          <w:tcPr>
+            <w:tcW w:type="dxa" w:w="1728"/>
+          </w:tcPr>
+          <w:p>
+            <w:r>
+              <w:t>0.00</w:t>
+            </w:r>
+          </w:p>
+        </w:tc>
+        <w:tc>
+          <w:tcPr>
+            <w:tcW w:type="dxa" w:w="1728"/>
+          </w:tcPr>
+          <w:p>
+            <w:r>
+              <w:t>1.00</w:t>
+            </w:r>
+          </w:p>
+        </w:tc>
+        <w:tc>
+          <w:tcPr>
+            <w:tcW w:type="dxa" w:w="1728"/>
+          </w:tcPr>
+          <w:p>
+            <w:r>
+              <w:t>4</w:t>
+            </w:r>
+          </w:p>
+        </w:tc>
+      </w:tr>
+      <w:tr>
+        <w:tc>
+          <w:tcPr>
+            <w:tcW w:type="dxa" w:w="1728"/>
+          </w:tcPr>
+          <w:p>
+            <w:r>
+              <w:t>系统识别电压过高故障</w:t>
+            </w:r>
+          </w:p>
+        </w:tc>
+        <w:tc>
+          <w:tcPr>
+            <w:tcW w:type="dxa" w:w="1728"/>
+          </w:tcPr>
+          <w:p>
+            <w:r>
+              <w:t>0.00</w:t>
+            </w:r>
+          </w:p>
+        </w:tc>
+        <w:tc>
+          <w:tcPr>
+            <w:tcW w:type="dxa" w:w="1728"/>
+          </w:tcPr>
+          <w:p>
+            <w:r>
+              <w:t>0.00</w:t>
+            </w:r>
+          </w:p>
+        </w:tc>
+        <w:tc>
+          <w:tcPr>
+            <w:tcW w:type="dxa" w:w="1728"/>
+          </w:tcPr>
+          <w:p>
+            <w:r>
+              <w:t>1.00</w:t>
+            </w:r>
+          </w:p>
+        </w:tc>
+        <w:tc>
+          <w:tcPr>
+            <w:tcW w:type="dxa" w:w="1728"/>
+          </w:tcPr>
+          <w:p>
+            <w:r>
+              <w:t>4</w:t>
             </w:r>
           </w:p>
         </w:tc>
